--- a/newsletters/Chad Helmet Info.docx
+++ b/newsletters/Chad Helmet Info.docx
@@ -360,39 +360,7 @@
           <w:sz w:val="32"/>
           <w:szCs w:val="32"/>
         </w:rPr>
-        <w:t>***</w:t>
-      </w:r>
-      <w:r>
-        <w:rPr>
-          <w:rFonts w:ascii="Times New Roman" w:hAnsi="Times New Roman" w:cs="Times New Roman"/>
-          <w:sz w:val="32"/>
-          <w:szCs w:val="32"/>
-        </w:rPr>
-        <w:t>NOTE</w:t>
-      </w:r>
-      <w:r>
-        <w:rPr>
-          <w:rFonts w:ascii="Times New Roman" w:hAnsi="Times New Roman" w:cs="Times New Roman"/>
-          <w:sz w:val="32"/>
-          <w:szCs w:val="32"/>
-        </w:rPr>
-        <w:t>***</w:t>
-      </w:r>
-      <w:r>
-        <w:rPr>
-          <w:rFonts w:ascii="Times New Roman" w:hAnsi="Times New Roman" w:cs="Times New Roman"/>
-          <w:sz w:val="32"/>
-          <w:szCs w:val="32"/>
-        </w:rPr>
-        <w:t>: The HOF is only providing this as an advertisement for Chad Fisher and is not involved in any financia</w:t>
-      </w:r>
-      <w:r>
-        <w:rPr>
-          <w:rFonts w:ascii="Times New Roman" w:hAnsi="Times New Roman" w:cs="Times New Roman"/>
-          <w:sz w:val="32"/>
-          <w:szCs w:val="32"/>
-        </w:rPr>
-        <w:t>l or operative responsibilities</w:t>
+        <w:t xml:space="preserve">Specify Right or Left Handed Helmet when ordering </w:t>
       </w:r>
     </w:p>
     <w:p>
@@ -404,8 +372,6 @@
           <w:szCs w:val="32"/>
         </w:rPr>
       </w:pPr>
-      <w:bookmarkStart w:id="0" w:name="_GoBack"/>
-      <w:bookmarkEnd w:id="0"/>
     </w:p>
     <w:p>
       <w:pPr>
@@ -418,11 +384,72 @@
       </w:pPr>
       <w:r>
         <w:rPr>
+          <w:rFonts w:ascii="Times New Roman" w:hAnsi="Times New Roman" w:cs="Times New Roman"/>
+          <w:sz w:val="32"/>
+          <w:szCs w:val="32"/>
+        </w:rPr>
+        <w:t>***</w:t>
+      </w:r>
+      <w:r>
+        <w:rPr>
+          <w:rFonts w:ascii="Times New Roman" w:hAnsi="Times New Roman" w:cs="Times New Roman"/>
+          <w:sz w:val="32"/>
+          <w:szCs w:val="32"/>
+        </w:rPr>
+        <w:t>NOTE</w:t>
+      </w:r>
+      <w:r>
+        <w:rPr>
+          <w:rFonts w:ascii="Times New Roman" w:hAnsi="Times New Roman" w:cs="Times New Roman"/>
+          <w:sz w:val="32"/>
+          <w:szCs w:val="32"/>
+        </w:rPr>
+        <w:t>***</w:t>
+      </w:r>
+      <w:r>
+        <w:rPr>
+          <w:rFonts w:ascii="Times New Roman" w:hAnsi="Times New Roman" w:cs="Times New Roman"/>
+          <w:sz w:val="32"/>
+          <w:szCs w:val="32"/>
+        </w:rPr>
+        <w:t>: The HOF is only providing this as an advertisement for Chad Fisher and is not involved in any financia</w:t>
+      </w:r>
+      <w:r>
+        <w:rPr>
+          <w:rFonts w:ascii="Times New Roman" w:hAnsi="Times New Roman" w:cs="Times New Roman"/>
+          <w:sz w:val="32"/>
+          <w:szCs w:val="32"/>
+        </w:rPr>
+        <w:t>l or operative responsibilities</w:t>
+      </w:r>
+    </w:p>
+    <w:p>
+      <w:pPr>
+        <w:pStyle w:val="NoSpacing"/>
+        <w:rPr>
+          <w:rFonts w:ascii="Times New Roman" w:hAnsi="Times New Roman" w:cs="Times New Roman"/>
+          <w:sz w:val="32"/>
+          <w:szCs w:val="32"/>
+        </w:rPr>
+      </w:pPr>
+    </w:p>
+    <w:p>
+      <w:pPr>
+        <w:pStyle w:val="NoSpacing"/>
+        <w:rPr>
+          <w:rFonts w:ascii="Times New Roman" w:hAnsi="Times New Roman" w:cs="Times New Roman"/>
+          <w:sz w:val="32"/>
+          <w:szCs w:val="32"/>
+        </w:rPr>
+      </w:pPr>
+      <w:bookmarkStart w:id="0" w:name="_GoBack"/>
+      <w:r>
+        <w:rPr>
           <w:noProof/>
         </w:rPr>
         <w:drawing>
-          <wp:inline distT="0" distB="0" distL="0" distR="0" wp14:anchorId="62728B8C" wp14:editId="0A040786">
-            <wp:extent cx="1433881" cy="2386940"/>
+          <wp:inline distT="0" distB="0" distL="0" distR="0" wp14:anchorId="62728B8C" wp14:editId="5E46FEBF">
+            <wp:extent cx="1282535" cy="2134998"/>
             <wp:effectExtent l="0" t="0" r="0" b="0"/>
             <wp:docPr id="9" name="Picture 9"/>
             <wp:cNvGraphicFramePr>
@@ -444,7 +471,7 @@
                   <pic:spPr>
                     <a:xfrm>
                       <a:off x="0" y="0"/>
-                      <a:ext cx="1462386" cy="2434391"/>
+                      <a:ext cx="1282535" cy="2134998"/>
                     </a:xfrm>
                     <a:prstGeom prst="rect">
                       <a:avLst/>
@@ -456,6 +483,7 @@
           </wp:inline>
         </w:drawing>
       </w:r>
+      <w:bookmarkEnd w:id="0"/>
     </w:p>
     <w:sectPr>
       <w:pgSz w:w="12240" w:h="15840"/>
